--- a/KAU_TCO_MCDM_Research_Proposal_El_Ghali_Sany.docx
+++ b/KAU_TCO_MCDM_Research_Proposal_El_Ghali_Sany.docx
@@ -129,7 +129,7 @@
           <w:b/>
           <w:color w:val="000000"/>
         </w:rPr>
-        <w:t>Elghali Sany</w:t>
+        <w:t>El Ghali Sany</w:t>
       </w:r>
     </w:p>
     <w:p>
@@ -208,7 +208,7 @@
         <w:rPr>
           <w:color w:val="000000"/>
         </w:rPr>
-        <w:t>Master's Program in Health Services Management and Hospitals</w:t>
+        <w:t>Master's Program in Health Services Management &amp; Hospitals</w:t>
       </w:r>
     </w:p>
     <w:p>
@@ -7495,7 +7495,7 @@
         <w:rPr>
           <w:color w:val="000000"/>
         </w:rPr>
-        <w:t>The Saudi context intensifies the need for an integrated decision-support framework. Vision 2030 and the Health Sector Transformation Program emphasize financial sustainability, quality improvement, digital transformation, innovation, and integrated healthcare (Health Sector Transformation Program, 2021; Ministry of Health, n.d.; Saudi Vision 2030, 2026). At the same time, NUPCO plays a central role in unified procurement of medicines, medical devices, and supplies, with a stated focus on improving government spending efficiency (NUPCO, n.d.-a, n.d.-b, n.d.-c). This institutional context makes high-cost device procurement important: procurement decisions affect not only hospital budgets, but also public-sector accountability and service continuity.</w:t>
+        <w:t>The Saudi context intensifies the need for an integrated decision-support framework. Vision 2030 and the Health Sector Transformation Program emphasize financial sustainability, quality improvement, data enablement, innovation, and integrated healthcare (Health Sector Transformation Program, 2021; Ministry of Health, n.d.; Saudi Vision 2030, 2026). At the same time, NUPCO plays a central role in unified procurement of medicines, medical devices, and supplies, with a stated focus on improving government spending efficiency (NUPCO, n.d.-a, n.d.-b, n.d.-c). This institutional context makes high-cost device procurement important: procurement decisions affect not only hospital budgets, but also public-sector accountability and service continuity.</w:t>
       </w:r>
     </w:p>
     <w:p>
